--- a/Python_and_Bash_AnkurSingh/Python_and_Bash_AnkurSingh.docx
+++ b/Python_and_Bash_AnkurSingh/Python_and_Bash_AnkurSingh.docx
@@ -368,14 +368,54 @@
       <w:pPr>
         <w:pStyle w:val="NormalWeb"/>
         <w:spacing w:before="0" w:beforeAutospacing="0" w:after="280" w:afterAutospacing="0"/>
+        <w:ind w:left="360"/>
         <w:textAlignment w:val="baseline"/>
         <w:rPr>
           <w:rFonts w:ascii="Arial" w:hAnsi="Arial" w:cs="Arial"/>
           <w:color w:val="000000"/>
         </w:rPr>
       </w:pPr>
-      <w:bookmarkStart w:id="0" w:name="_GoBack"/>
-      <w:bookmarkEnd w:id="0"/>
+      <w:r>
+        <w:rPr>
+          <w:rFonts w:ascii="Arial" w:hAnsi="Arial" w:cs="Arial"/>
+          <w:color w:val="000000"/>
+        </w:rPr>
+        <w:drawing>
+          <wp:inline distT="0" distB="0" distL="0" distR="0" wp14:anchorId="5E3F2BF5" wp14:editId="03AB143E">
+            <wp:extent cx="5731510" cy="4888865"/>
+            <wp:effectExtent l="0" t="0" r="2540" b="6985"/>
+            <wp:docPr id="1" name="Picture 1"/>
+            <wp:cNvGraphicFramePr>
+              <a:graphicFrameLocks xmlns:a="http://schemas.openxmlformats.org/drawingml/2006/main" noChangeAspect="1"/>
+            </wp:cNvGraphicFramePr>
+            <a:graphic xmlns:a="http://schemas.openxmlformats.org/drawingml/2006/main">
+              <a:graphicData uri="http://schemas.openxmlformats.org/drawingml/2006/picture">
+                <pic:pic xmlns:pic="http://schemas.openxmlformats.org/drawingml/2006/picture">
+                  <pic:nvPicPr>
+                    <pic:cNvPr id="1" name=""/>
+                    <pic:cNvPicPr/>
+                  </pic:nvPicPr>
+                  <pic:blipFill>
+                    <a:blip r:embed="rId5"/>
+                    <a:stretch>
+                      <a:fillRect/>
+                    </a:stretch>
+                  </pic:blipFill>
+                  <pic:spPr>
+                    <a:xfrm>
+                      <a:off x="0" y="0"/>
+                      <a:ext cx="5731510" cy="4888865"/>
+                    </a:xfrm>
+                    <a:prstGeom prst="rect">
+                      <a:avLst/>
+                    </a:prstGeom>
+                  </pic:spPr>
+                </pic:pic>
+              </a:graphicData>
+            </a:graphic>
+          </wp:inline>
+        </w:drawing>
+      </w:r>
     </w:p>
     <w:p>
       <w:pPr>
@@ -391,6 +431,17 @@
     <w:p>
       <w:pPr>
         <w:pStyle w:val="NormalWeb"/>
+        <w:spacing w:before="0" w:beforeAutospacing="0" w:after="280" w:afterAutospacing="0"/>
+        <w:textAlignment w:val="baseline"/>
+        <w:rPr>
+          <w:rFonts w:ascii="Arial" w:hAnsi="Arial" w:cs="Arial"/>
+          <w:color w:val="000000"/>
+        </w:rPr>
+      </w:pPr>
+    </w:p>
+    <w:p>
+      <w:pPr>
+        <w:pStyle w:val="NormalWeb"/>
         <w:spacing w:before="280" w:beforeAutospacing="0" w:after="280" w:afterAutospacing="0"/>
       </w:pPr>
       <w:r>
@@ -415,6 +466,7 @@
           <w:rFonts w:ascii="Arial" w:hAnsi="Arial" w:cs="Arial"/>
           <w:color w:val="000000"/>
         </w:rPr>
+        <w:lastRenderedPageBreak/>
         <w:t>Create a dictionary where the keys are student names and the values are their grades. Allow the user to:</w:t>
       </w:r>
     </w:p>
@@ -526,6 +578,163 @@
     <w:p>
       <w:pPr>
         <w:pStyle w:val="NormalWeb"/>
+        <w:spacing w:before="0" w:beforeAutospacing="0" w:after="280" w:afterAutospacing="0"/>
+        <w:textAlignment w:val="baseline"/>
+        <w:rPr>
+          <w:rFonts w:ascii="Arial" w:hAnsi="Arial" w:cs="Arial"/>
+          <w:color w:val="000000"/>
+        </w:rPr>
+      </w:pPr>
+      <w:r>
+        <w:rPr>
+          <w:rFonts w:ascii="Arial" w:hAnsi="Arial" w:cs="Arial"/>
+          <w:color w:val="000000"/>
+        </w:rPr>
+        <w:drawing>
+          <wp:inline distT="0" distB="0" distL="0" distR="0" wp14:anchorId="5A57D4DA" wp14:editId="27548085">
+            <wp:extent cx="5731510" cy="4890770"/>
+            <wp:effectExtent l="0" t="0" r="2540" b="5080"/>
+            <wp:docPr id="2" name="Picture 2"/>
+            <wp:cNvGraphicFramePr>
+              <a:graphicFrameLocks xmlns:a="http://schemas.openxmlformats.org/drawingml/2006/main" noChangeAspect="1"/>
+            </wp:cNvGraphicFramePr>
+            <a:graphic xmlns:a="http://schemas.openxmlformats.org/drawingml/2006/main">
+              <a:graphicData uri="http://schemas.openxmlformats.org/drawingml/2006/picture">
+                <pic:pic xmlns:pic="http://schemas.openxmlformats.org/drawingml/2006/picture">
+                  <pic:nvPicPr>
+                    <pic:cNvPr id="1" name=""/>
+                    <pic:cNvPicPr/>
+                  </pic:nvPicPr>
+                  <pic:blipFill>
+                    <a:blip r:embed="rId6"/>
+                    <a:stretch>
+                      <a:fillRect/>
+                    </a:stretch>
+                  </pic:blipFill>
+                  <pic:spPr>
+                    <a:xfrm>
+                      <a:off x="0" y="0"/>
+                      <a:ext cx="5731510" cy="4890770"/>
+                    </a:xfrm>
+                    <a:prstGeom prst="rect">
+                      <a:avLst/>
+                    </a:prstGeom>
+                  </pic:spPr>
+                </pic:pic>
+              </a:graphicData>
+            </a:graphic>
+          </wp:inline>
+        </w:drawing>
+      </w:r>
+    </w:p>
+    <w:p>
+      <w:pPr>
+        <w:pStyle w:val="NormalWeb"/>
+        <w:spacing w:before="0" w:beforeAutospacing="0" w:after="280" w:afterAutospacing="0"/>
+        <w:textAlignment w:val="baseline"/>
+        <w:rPr>
+          <w:rFonts w:ascii="Arial" w:hAnsi="Arial" w:cs="Arial"/>
+          <w:color w:val="000000"/>
+        </w:rPr>
+      </w:pPr>
+      <w:r>
+        <w:rPr>
+          <w:rFonts w:ascii="Arial" w:hAnsi="Arial" w:cs="Arial"/>
+          <w:color w:val="000000"/>
+        </w:rPr>
+        <w:lastRenderedPageBreak/>
+        <w:drawing>
+          <wp:inline distT="0" distB="0" distL="0" distR="0" wp14:anchorId="5B0BFB91" wp14:editId="2216DDE2">
+            <wp:extent cx="5731510" cy="4765675"/>
+            <wp:effectExtent l="0" t="0" r="2540" b="0"/>
+            <wp:docPr id="3" name="Picture 3"/>
+            <wp:cNvGraphicFramePr>
+              <a:graphicFrameLocks xmlns:a="http://schemas.openxmlformats.org/drawingml/2006/main" noChangeAspect="1"/>
+            </wp:cNvGraphicFramePr>
+            <a:graphic xmlns:a="http://schemas.openxmlformats.org/drawingml/2006/main">
+              <a:graphicData uri="http://schemas.openxmlformats.org/drawingml/2006/picture">
+                <pic:pic xmlns:pic="http://schemas.openxmlformats.org/drawingml/2006/picture">
+                  <pic:nvPicPr>
+                    <pic:cNvPr id="1" name=""/>
+                    <pic:cNvPicPr/>
+                  </pic:nvPicPr>
+                  <pic:blipFill>
+                    <a:blip r:embed="rId7"/>
+                    <a:stretch>
+                      <a:fillRect/>
+                    </a:stretch>
+                  </pic:blipFill>
+                  <pic:spPr>
+                    <a:xfrm>
+                      <a:off x="0" y="0"/>
+                      <a:ext cx="5731510" cy="4765675"/>
+                    </a:xfrm>
+                    <a:prstGeom prst="rect">
+                      <a:avLst/>
+                    </a:prstGeom>
+                  </pic:spPr>
+                </pic:pic>
+              </a:graphicData>
+            </a:graphic>
+          </wp:inline>
+        </w:drawing>
+      </w:r>
+    </w:p>
+    <w:p>
+      <w:pPr>
+        <w:pStyle w:val="NormalWeb"/>
+        <w:spacing w:before="0" w:beforeAutospacing="0" w:after="280" w:afterAutospacing="0"/>
+        <w:textAlignment w:val="baseline"/>
+        <w:rPr>
+          <w:rFonts w:ascii="Arial" w:hAnsi="Arial" w:cs="Arial"/>
+          <w:color w:val="000000"/>
+        </w:rPr>
+      </w:pPr>
+      <w:r>
+        <w:rPr>
+          <w:rFonts w:ascii="Arial" w:hAnsi="Arial" w:cs="Arial"/>
+          <w:color w:val="000000"/>
+        </w:rPr>
+        <w:drawing>
+          <wp:inline distT="0" distB="0" distL="0" distR="0" wp14:anchorId="0C047B63" wp14:editId="6F134D9A">
+            <wp:extent cx="5731510" cy="3878580"/>
+            <wp:effectExtent l="0" t="0" r="2540" b="7620"/>
+            <wp:docPr id="4" name="Picture 4"/>
+            <wp:cNvGraphicFramePr>
+              <a:graphicFrameLocks xmlns:a="http://schemas.openxmlformats.org/drawingml/2006/main" noChangeAspect="1"/>
+            </wp:cNvGraphicFramePr>
+            <a:graphic xmlns:a="http://schemas.openxmlformats.org/drawingml/2006/main">
+              <a:graphicData uri="http://schemas.openxmlformats.org/drawingml/2006/picture">
+                <pic:pic xmlns:pic="http://schemas.openxmlformats.org/drawingml/2006/picture">
+                  <pic:nvPicPr>
+                    <pic:cNvPr id="1" name=""/>
+                    <pic:cNvPicPr/>
+                  </pic:nvPicPr>
+                  <pic:blipFill>
+                    <a:blip r:embed="rId8"/>
+                    <a:stretch>
+                      <a:fillRect/>
+                    </a:stretch>
+                  </pic:blipFill>
+                  <pic:spPr>
+                    <a:xfrm>
+                      <a:off x="0" y="0"/>
+                      <a:ext cx="5731510" cy="3878580"/>
+                    </a:xfrm>
+                    <a:prstGeom prst="rect">
+                      <a:avLst/>
+                    </a:prstGeom>
+                  </pic:spPr>
+                </pic:pic>
+              </a:graphicData>
+            </a:graphic>
+          </wp:inline>
+        </w:drawing>
+      </w:r>
+    </w:p>
+    <w:p>
+      <w:pPr>
+        <w:pStyle w:val="NormalWeb"/>
         <w:spacing w:before="280" w:beforeAutospacing="0" w:after="280" w:afterAutospacing="0"/>
       </w:pPr>
       <w:r>
@@ -537,6 +746,7 @@
           <w:sz w:val="26"/>
           <w:szCs w:val="26"/>
         </w:rPr>
+        <w:lastRenderedPageBreak/>
         <w:t>3. Write to a File</w:t>
       </w:r>
     </w:p>
@@ -595,6 +805,111 @@
       <w:pPr>
         <w:pStyle w:val="NormalWeb"/>
         <w:spacing w:before="280" w:beforeAutospacing="0" w:after="280" w:afterAutospacing="0"/>
+        <w:textAlignment w:val="baseline"/>
+        <w:rPr>
+          <w:rFonts w:ascii="Arial" w:hAnsi="Arial" w:cs="Arial"/>
+          <w:color w:val="000000"/>
+        </w:rPr>
+      </w:pPr>
+      <w:r>
+        <w:rPr>
+          <w:rFonts w:ascii="Arial" w:hAnsi="Arial" w:cs="Arial"/>
+          <w:color w:val="000000"/>
+        </w:rPr>
+        <w:drawing>
+          <wp:inline distT="0" distB="0" distL="0" distR="0" wp14:anchorId="780AE1AC" wp14:editId="6C7AE545">
+            <wp:extent cx="5731510" cy="4841240"/>
+            <wp:effectExtent l="0" t="0" r="2540" b="0"/>
+            <wp:docPr id="5" name="Picture 5"/>
+            <wp:cNvGraphicFramePr>
+              <a:graphicFrameLocks xmlns:a="http://schemas.openxmlformats.org/drawingml/2006/main" noChangeAspect="1"/>
+            </wp:cNvGraphicFramePr>
+            <a:graphic xmlns:a="http://schemas.openxmlformats.org/drawingml/2006/main">
+              <a:graphicData uri="http://schemas.openxmlformats.org/drawingml/2006/picture">
+                <pic:pic xmlns:pic="http://schemas.openxmlformats.org/drawingml/2006/picture">
+                  <pic:nvPicPr>
+                    <pic:cNvPr id="1" name=""/>
+                    <pic:cNvPicPr/>
+                  </pic:nvPicPr>
+                  <pic:blipFill>
+                    <a:blip r:embed="rId9"/>
+                    <a:stretch>
+                      <a:fillRect/>
+                    </a:stretch>
+                  </pic:blipFill>
+                  <pic:spPr>
+                    <a:xfrm>
+                      <a:off x="0" y="0"/>
+                      <a:ext cx="5731510" cy="4841240"/>
+                    </a:xfrm>
+                    <a:prstGeom prst="rect">
+                      <a:avLst/>
+                    </a:prstGeom>
+                  </pic:spPr>
+                </pic:pic>
+              </a:graphicData>
+            </a:graphic>
+          </wp:inline>
+        </w:drawing>
+      </w:r>
+    </w:p>
+    <w:p>
+      <w:pPr>
+        <w:pStyle w:val="NormalWeb"/>
+        <w:spacing w:before="280" w:beforeAutospacing="0" w:after="280" w:afterAutospacing="0"/>
+        <w:textAlignment w:val="baseline"/>
+        <w:rPr>
+          <w:rFonts w:ascii="Arial" w:hAnsi="Arial" w:cs="Arial"/>
+          <w:color w:val="000000"/>
+        </w:rPr>
+      </w:pPr>
+      <w:r>
+        <w:rPr>
+          <w:rFonts w:ascii="Arial" w:hAnsi="Arial" w:cs="Arial"/>
+          <w:color w:val="000000"/>
+        </w:rPr>
+        <w:lastRenderedPageBreak/>
+        <w:drawing>
+          <wp:inline distT="0" distB="0" distL="0" distR="0" wp14:anchorId="3FF5DF9A" wp14:editId="52D6F22E">
+            <wp:extent cx="5731510" cy="4020185"/>
+            <wp:effectExtent l="0" t="0" r="2540" b="0"/>
+            <wp:docPr id="7" name="Picture 7"/>
+            <wp:cNvGraphicFramePr>
+              <a:graphicFrameLocks xmlns:a="http://schemas.openxmlformats.org/drawingml/2006/main" noChangeAspect="1"/>
+            </wp:cNvGraphicFramePr>
+            <a:graphic xmlns:a="http://schemas.openxmlformats.org/drawingml/2006/main">
+              <a:graphicData uri="http://schemas.openxmlformats.org/drawingml/2006/picture">
+                <pic:pic xmlns:pic="http://schemas.openxmlformats.org/drawingml/2006/picture">
+                  <pic:nvPicPr>
+                    <pic:cNvPr id="1" name=""/>
+                    <pic:cNvPicPr/>
+                  </pic:nvPicPr>
+                  <pic:blipFill>
+                    <a:blip r:embed="rId10"/>
+                    <a:stretch>
+                      <a:fillRect/>
+                    </a:stretch>
+                  </pic:blipFill>
+                  <pic:spPr>
+                    <a:xfrm>
+                      <a:off x="0" y="0"/>
+                      <a:ext cx="5731510" cy="4020185"/>
+                    </a:xfrm>
+                    <a:prstGeom prst="rect">
+                      <a:avLst/>
+                    </a:prstGeom>
+                  </pic:spPr>
+                </pic:pic>
+              </a:graphicData>
+            </a:graphic>
+          </wp:inline>
+        </w:drawing>
+      </w:r>
+    </w:p>
+    <w:p>
+      <w:pPr>
+        <w:pStyle w:val="NormalWeb"/>
+        <w:spacing w:before="280" w:beforeAutospacing="0" w:after="280" w:afterAutospacing="0"/>
       </w:pPr>
       <w:r>
         <w:rPr>
@@ -661,7 +976,48 @@
         <w:t xml:space="preserve"> to read and display its content.</w:t>
       </w:r>
     </w:p>
-    <w:p/>
+    <w:p>
+      <w:r>
+        <w:lastRenderedPageBreak/>
+        <w:drawing>
+          <wp:inline distT="0" distB="0" distL="0" distR="0" wp14:anchorId="3DB4CD23" wp14:editId="5ADC766F">
+            <wp:extent cx="5731510" cy="4020185"/>
+            <wp:effectExtent l="0" t="0" r="2540" b="0"/>
+            <wp:docPr id="8" name="Picture 8"/>
+            <wp:cNvGraphicFramePr>
+              <a:graphicFrameLocks xmlns:a="http://schemas.openxmlformats.org/drawingml/2006/main" noChangeAspect="1"/>
+            </wp:cNvGraphicFramePr>
+            <a:graphic xmlns:a="http://schemas.openxmlformats.org/drawingml/2006/main">
+              <a:graphicData uri="http://schemas.openxmlformats.org/drawingml/2006/picture">
+                <pic:pic xmlns:pic="http://schemas.openxmlformats.org/drawingml/2006/picture">
+                  <pic:nvPicPr>
+                    <pic:cNvPr id="1" name=""/>
+                    <pic:cNvPicPr/>
+                  </pic:nvPicPr>
+                  <pic:blipFill>
+                    <a:blip r:embed="rId10"/>
+                    <a:stretch>
+                      <a:fillRect/>
+                    </a:stretch>
+                  </pic:blipFill>
+                  <pic:spPr>
+                    <a:xfrm>
+                      <a:off x="0" y="0"/>
+                      <a:ext cx="5731510" cy="4020185"/>
+                    </a:xfrm>
+                    <a:prstGeom prst="rect">
+                      <a:avLst/>
+                    </a:prstGeom>
+                  </pic:spPr>
+                </pic:pic>
+              </a:graphicData>
+            </a:graphic>
+          </wp:inline>
+        </w:drawing>
+      </w:r>
+      <w:bookmarkStart w:id="0" w:name="_GoBack"/>
+      <w:bookmarkEnd w:id="0"/>
+    </w:p>
     <w:sectPr>
       <w:pgSz w:w="11906" w:h="16838"/>
       <w:pgMar w:top="1440" w:right="1440" w:bottom="1440" w:left="1440" w:header="708" w:footer="708" w:gutter="0"/>

--- a/Python_and_Bash_AnkurSingh/Python_and_Bash_AnkurSingh.docx
+++ b/Python_and_Bash_AnkurSingh/Python_and_Bash_AnkurSingh.docx
@@ -378,6 +378,7 @@
       <w:r>
         <w:rPr>
           <w:rFonts w:ascii="Arial" w:hAnsi="Arial" w:cs="Arial"/>
+          <w:noProof/>
           <w:color w:val="000000"/>
         </w:rPr>
         <w:drawing>
@@ -588,6 +589,7 @@
       <w:r>
         <w:rPr>
           <w:rFonts w:ascii="Arial" w:hAnsi="Arial" w:cs="Arial"/>
+          <w:noProof/>
           <w:color w:val="000000"/>
         </w:rPr>
         <w:drawing>
@@ -640,6 +642,7 @@
       <w:r>
         <w:rPr>
           <w:rFonts w:ascii="Arial" w:hAnsi="Arial" w:cs="Arial"/>
+          <w:noProof/>
           <w:color w:val="000000"/>
         </w:rPr>
         <w:lastRenderedPageBreak/>
@@ -693,6 +696,7 @@
       <w:r>
         <w:rPr>
           <w:rFonts w:ascii="Arial" w:hAnsi="Arial" w:cs="Arial"/>
+          <w:noProof/>
           <w:color w:val="000000"/>
         </w:rPr>
         <w:drawing>
@@ -814,6 +818,7 @@
       <w:r>
         <w:rPr>
           <w:rFonts w:ascii="Arial" w:hAnsi="Arial" w:cs="Arial"/>
+          <w:noProof/>
           <w:color w:val="000000"/>
         </w:rPr>
         <w:drawing>
@@ -866,6 +871,7 @@
       <w:r>
         <w:rPr>
           <w:rFonts w:ascii="Arial" w:hAnsi="Arial" w:cs="Arial"/>
+          <w:noProof/>
           <w:color w:val="000000"/>
         </w:rPr>
         <w:lastRenderedPageBreak/>
@@ -978,6 +984,10 @@
     </w:p>
     <w:p>
       <w:r>
+        <w:rPr>
+          <w:noProof/>
+          <w:lang w:eastAsia="en-IN"/>
+        </w:rPr>
         <w:lastRenderedPageBreak/>
         <w:drawing>
           <wp:inline distT="0" distB="0" distL="0" distR="0" wp14:anchorId="3DB4CD23" wp14:editId="5ADC766F">
@@ -1015,6 +1025,39 @@
           </wp:inline>
         </w:drawing>
       </w:r>
+    </w:p>
+    <w:p/>
+    <w:p>
+      <w:proofErr w:type="spellStart"/>
+      <w:r>
+        <w:t>GitHUb</w:t>
+      </w:r>
+      <w:proofErr w:type="spellEnd"/>
+      <w:r>
+        <w:t xml:space="preserve"> Repo : </w:t>
+      </w:r>
+      <w:hyperlink r:id="rId11" w:history="1">
+        <w:r>
+          <w:rPr>
+            <w:rStyle w:val="Hyperlink"/>
+          </w:rPr>
+          <w:t>Ankur037/</w:t>
+        </w:r>
+        <w:proofErr w:type="spellStart"/>
+        <w:r>
+          <w:rPr>
+            <w:rStyle w:val="Hyperlink"/>
+          </w:rPr>
+          <w:t>TuteDude</w:t>
+        </w:r>
+        <w:proofErr w:type="spellEnd"/>
+        <w:r>
+          <w:rPr>
+            <w:rStyle w:val="Hyperlink"/>
+          </w:rPr>
+          <w:t>: Learn DevOps From Zero</w:t>
+        </w:r>
+      </w:hyperlink>
       <w:bookmarkStart w:id="0" w:name="_GoBack"/>
       <w:bookmarkEnd w:id="0"/>
     </w:p>
@@ -1986,6 +2029,18 @@
       <w:lang w:eastAsia="en-IN"/>
     </w:rPr>
   </w:style>
+  <w:style w:type="character" w:styleId="Hyperlink">
+    <w:name w:val="Hyperlink"/>
+    <w:basedOn w:val="DefaultParagraphFont"/>
+    <w:uiPriority w:val="99"/>
+    <w:semiHidden/>
+    <w:unhideWhenUsed/>
+    <w:rsid w:val="00140054"/>
+    <w:rPr>
+      <w:color w:val="0000FF"/>
+      <w:u w:val="single"/>
+    </w:rPr>
+  </w:style>
 </w:styles>
 </file>
 
